--- a/1-1.prepare/dev-env.docx
+++ b/1-1.prepare/dev-env.docx
@@ -249,7 +249,7 @@
               </wp:anchor>
             </w:drawing>
           </mc:Choice>
-          <mc:Fallback xmlns:w16sdtdh="http://schemas.microsoft.com/office/word/2020/wordml/sdtdatahash" xmlns:w16="http://schemas.microsoft.com/office/word/2018/wordml" xmlns:w16cex="http://schemas.microsoft.com/office/word/2018/wordml/cex" xmlns:oel="http://schemas.microsoft.com/office/2019/extlst">
+          <mc:Fallback xmlns:oel="http://schemas.microsoft.com/office/2019/extlst" xmlns:w16cex="http://schemas.microsoft.com/office/word/2018/wordml/cex" xmlns:w16="http://schemas.microsoft.com/office/word/2018/wordml" xmlns:w16sdtdh="http://schemas.microsoft.com/office/word/2020/wordml/sdtdatahash">
             <w:pict>
               <v:line w14:anchorId="3E189CF8" id="Straight Connector 3" o:spid="_x0000_s1026" style="position:absolute;left:0;text-align:left;z-index:251838976;visibility:visible;mso-wrap-style:square;mso-width-percent:0;mso-height-percent:0;mso-wrap-distance-left:9pt;mso-wrap-distance-top:0;mso-wrap-distance-right:9pt;mso-wrap-distance-bottom:0;mso-position-horizontal:absolute;mso-position-horizontal-relative:text;mso-position-vertical:absolute;mso-position-vertical-relative:text;mso-width-percent:0;mso-height-percent:0;mso-width-relative:margin;mso-height-relative:margin" from="-27.55pt,21.2pt" to="271.1pt,21.2pt" o:gfxdata="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" strokecolor="#0d0d0d [3069]" strokeweight="3pt"/>
             </w:pict>
@@ -695,7 +695,7 @@
               </wp:anchor>
             </w:drawing>
           </mc:Choice>
-          <mc:Fallback xmlns:w16sdtdh="http://schemas.microsoft.com/office/word/2020/wordml/sdtdatahash" xmlns:w16="http://schemas.microsoft.com/office/word/2018/wordml" xmlns:w16cex="http://schemas.microsoft.com/office/word/2018/wordml/cex" xmlns:oel="http://schemas.microsoft.com/office/2019/extlst">
+          <mc:Fallback xmlns:oel="http://schemas.microsoft.com/office/2019/extlst" xmlns:w16cex="http://schemas.microsoft.com/office/word/2018/wordml/cex" xmlns:w16="http://schemas.microsoft.com/office/word/2018/wordml" xmlns:w16sdtdh="http://schemas.microsoft.com/office/word/2020/wordml/sdtdatahash">
             <w:pict>
               <v:line w14:anchorId="011E06B7" id="Straight Connector 3" o:spid="_x0000_s1026" style="position:absolute;left:0;text-align:left;z-index:251841024;visibility:visible;mso-wrap-style:square;mso-width-percent:0;mso-wrap-distance-left:9pt;mso-wrap-distance-top:0;mso-wrap-distance-right:9pt;mso-wrap-distance-bottom:0;mso-position-horizontal:absolute;mso-position-horizontal-relative:text;mso-position-vertical:absolute;mso-position-vertical-relative:text;mso-width-percent:0;mso-width-relative:margin" from="-27.55pt,18.8pt" to="271.05pt,18.8pt" o:gfxdata="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" strokecolor="#0d0d0d [3069]" strokeweight="3pt"/>
             </w:pict>
@@ -791,6 +791,40 @@
                               <w:t>3</w:t>
                             </w:r>
                           </w:p>
+                          <w:p>
+                            <w:pPr>
+                              <w:rPr>
+                                <w:rFonts w:asciiTheme="minorHAnsi" w:eastAsiaTheme="minorHAnsi" w:hAnsiTheme="minorHAnsi" w:cs="Arial"/>
+                                <w:color w:val="000000" w:themeColor="text1"/>
+                                <w:sz w:val="24"/>
+                                <w:szCs w:val="24"/>
+                                <w:lang w:eastAsia="ko-KR"/>
+                              </w:rPr>
+                            </w:pPr>
+                          </w:p>
+                          <w:p>
+                            <w:pPr>
+                              <w:rPr>
+                                <w:rFonts w:asciiTheme="minorHAnsi" w:eastAsiaTheme="minorHAnsi" w:hAnsiTheme="minorHAnsi" w:cs="Arial" w:hint="eastAsia"/>
+                                <w:color w:val="000000" w:themeColor="text1"/>
+                                <w:sz w:val="24"/>
+                                <w:szCs w:val="24"/>
+                                <w:lang w:eastAsia="ko-KR"/>
+                              </w:rPr>
+                            </w:pPr>
+                            <w:r>
+                              <w:rPr>
+                                <w:rFonts w:asciiTheme="minorHAnsi" w:eastAsiaTheme="minorHAnsi" w:hAnsiTheme="minorHAnsi" w:cs="Arial"/>
+                                <w:color w:val="000000" w:themeColor="text1"/>
+                                <w:sz w:val="24"/>
+                                <w:szCs w:val="24"/>
+                                <w:lang w:eastAsia="ko-KR"/>
+                              </w:rPr>
+                              <w:t>laputa99999@gmail.com</w:t>
+                            </w:r>
+                            <w:bookmarkStart w:id="0" w:name="_GoBack"/>
+                            <w:bookmarkEnd w:id="0"/>
+                          </w:p>
                         </w:txbxContent>
                       </wps:txbx>
                       <wps:bodyPr rot="0" vert="horz" wrap="square" lIns="91440" tIns="45720" rIns="91440" bIns="45720" anchor="t" anchorCtr="0">
@@ -810,7 +844,11 @@
           </mc:Choice>
           <mc:Fallback>
             <w:pict>
-              <v:shape w14:anchorId="7E28627F" id="_x0000_s1027" type="#_x0000_t202" style="position:absolute;left:0;text-align:left;margin-left:-27.4pt;margin-top:22.5pt;width:253.7pt;height:236.7pt;z-index:-251473408;visibility:visible;mso-wrap-style:square;mso-width-percent:0;mso-height-percent:0;mso-wrap-distance-left:9pt;mso-wrap-distance-top:3.6pt;mso-wrap-distance-right:9pt;mso-wrap-distance-bottom:3.6pt;mso-position-horizontal:absolute;mso-position-horizontal-relative:text;mso-position-vertical:absolute;mso-position-vertical-relative:text;mso-width-percent:0;mso-height-percent:0;mso-width-relative:margin;mso-height-relative:margin;v-text-anchor:top" o:gfxdata="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" filled="f" stroked="f">
+              <v:shapetype w14:anchorId="7E28627F" id="_x0000_t202" coordsize="21600,21600" o:spt="202" path="m,l,21600r21600,l21600,xe">
+                <v:stroke joinstyle="miter"/>
+                <v:path gradientshapeok="t" o:connecttype="rect"/>
+              </v:shapetype>
+              <v:shape id="_x0000_s1027" type="#_x0000_t202" style="position:absolute;left:0;text-align:left;margin-left:-27.4pt;margin-top:22.5pt;width:253.7pt;height:236.7pt;z-index:-251473408;visibility:visible;mso-wrap-style:square;mso-width-percent:0;mso-height-percent:0;mso-wrap-distance-left:9pt;mso-wrap-distance-top:3.6pt;mso-wrap-distance-right:9pt;mso-wrap-distance-bottom:3.6pt;mso-position-horizontal:absolute;mso-position-horizontal-relative:text;mso-position-vertical:absolute;mso-position-vertical-relative:text;mso-width-percent:0;mso-height-percent:0;mso-width-relative:margin;mso-height-relative:margin;v-text-anchor:top" o:gfxdata="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" filled="f" stroked="f">
                 <v:textbox>
                   <w:txbxContent>
                     <w:p>
@@ -844,6 +882,40 @@
                         <w:t>3</w:t>
                       </w:r>
                     </w:p>
+                    <w:p>
+                      <w:pPr>
+                        <w:rPr>
+                          <w:rFonts w:asciiTheme="minorHAnsi" w:eastAsiaTheme="minorHAnsi" w:hAnsiTheme="minorHAnsi" w:cs="Arial"/>
+                          <w:color w:val="000000" w:themeColor="text1"/>
+                          <w:sz w:val="24"/>
+                          <w:szCs w:val="24"/>
+                          <w:lang w:eastAsia="ko-KR"/>
+                        </w:rPr>
+                      </w:pPr>
+                    </w:p>
+                    <w:p>
+                      <w:pPr>
+                        <w:rPr>
+                          <w:rFonts w:asciiTheme="minorHAnsi" w:eastAsiaTheme="minorHAnsi" w:hAnsiTheme="minorHAnsi" w:cs="Arial" w:hint="eastAsia"/>
+                          <w:color w:val="000000" w:themeColor="text1"/>
+                          <w:sz w:val="24"/>
+                          <w:szCs w:val="24"/>
+                          <w:lang w:eastAsia="ko-KR"/>
+                        </w:rPr>
+                      </w:pPr>
+                      <w:r>
+                        <w:rPr>
+                          <w:rFonts w:asciiTheme="minorHAnsi" w:eastAsiaTheme="minorHAnsi" w:hAnsiTheme="minorHAnsi" w:cs="Arial"/>
+                          <w:color w:val="000000" w:themeColor="text1"/>
+                          <w:sz w:val="24"/>
+                          <w:szCs w:val="24"/>
+                          <w:lang w:eastAsia="ko-KR"/>
+                        </w:rPr>
+                        <w:t>laputa99999@gmail.com</w:t>
+                      </w:r>
+                      <w:bookmarkStart w:id="1" w:name="_GoBack"/>
+                      <w:bookmarkEnd w:id="1"/>
+                    </w:p>
                   </w:txbxContent>
                 </v:textbox>
               </v:shape>
@@ -1618,12 +1690,12 @@
       <w:pPr>
         <w:pStyle w:val="1"/>
       </w:pPr>
-      <w:bookmarkStart w:id="0" w:name="_Toc196665409"/>
+      <w:bookmarkStart w:id="2" w:name="_Toc196665409"/>
       <w:r>
         <w:lastRenderedPageBreak/>
         <w:t>개요</w:t>
       </w:r>
-      <w:bookmarkEnd w:id="0"/>
+      <w:bookmarkEnd w:id="2"/>
     </w:p>
     <w:p>
       <w:pPr>
@@ -1674,16 +1746,13 @@
       <w:pPr>
         <w:pStyle w:val="a8"/>
         <w:ind w:left="800"/>
-        <w:rPr>
-          <w:rFonts w:hint="eastAsia"/>
-        </w:rPr>
       </w:pPr>
     </w:p>
     <w:p>
       <w:pPr>
         <w:pStyle w:val="1"/>
       </w:pPr>
-      <w:bookmarkStart w:id="1" w:name="_Toc196665410"/>
+      <w:bookmarkStart w:id="3" w:name="_Toc196665410"/>
       <w:r>
         <w:t>계정</w:t>
       </w:r>
@@ -1693,7 +1762,7 @@
       <w:r>
         <w:t>가입</w:t>
       </w:r>
-      <w:bookmarkEnd w:id="1"/>
+      <w:bookmarkEnd w:id="3"/>
     </w:p>
     <w:p>
       <w:pPr>
@@ -3264,7 +3333,7 @@
       <w:pPr>
         <w:pStyle w:val="1"/>
       </w:pPr>
-      <w:bookmarkStart w:id="2" w:name="_Toc196665411"/>
+      <w:bookmarkStart w:id="4" w:name="_Toc196665411"/>
       <w:r>
         <w:rPr>
           <w:rFonts w:hint="cs"/>
@@ -3290,9 +3359,7 @@
         </w:rPr>
         <w:t>설정</w:t>
       </w:r>
-      <w:bookmarkStart w:id="3" w:name="_GoBack"/>
-      <w:bookmarkEnd w:id="2"/>
-      <w:bookmarkEnd w:id="3"/>
+      <w:bookmarkEnd w:id="4"/>
     </w:p>
     <w:p>
       <w:pPr>
@@ -3451,47 +3518,44 @@
     <w:p>
       <w:pPr>
         <w:pStyle w:val="a8"/>
+      </w:pPr>
+    </w:p>
+    <w:p>
+      <w:pPr>
+        <w:pStyle w:val="1"/>
+      </w:pPr>
+      <w:bookmarkStart w:id="5" w:name="_Toc196665412"/>
+      <w:r>
         <w:rPr>
           <w:rFonts w:hint="eastAsia"/>
-        </w:rPr>
-      </w:pPr>
-    </w:p>
-    <w:p>
-      <w:pPr>
-        <w:pStyle w:val="1"/>
-      </w:pPr>
-      <w:bookmarkStart w:id="4" w:name="_Toc196665412"/>
+          <w:lang w:eastAsia="ko-KR"/>
+        </w:rPr>
+        <w:t>개발</w:t>
+      </w:r>
       <w:r>
         <w:rPr>
           <w:rFonts w:hint="eastAsia"/>
           <w:lang w:eastAsia="ko-KR"/>
         </w:rPr>
-        <w:t>개발</w:t>
+        <w:t xml:space="preserve"> </w:t>
       </w:r>
       <w:r>
         <w:rPr>
           <w:rFonts w:hint="eastAsia"/>
           <w:lang w:eastAsia="ko-KR"/>
         </w:rPr>
+        <w:t>도구</w:t>
+      </w:r>
+      <w:r>
+        <w:rPr>
+          <w:rFonts w:hint="cs"/>
+        </w:rPr>
         <w:t xml:space="preserve"> </w:t>
       </w:r>
       <w:r>
-        <w:rPr>
-          <w:rFonts w:hint="eastAsia"/>
-          <w:lang w:eastAsia="ko-KR"/>
-        </w:rPr>
-        <w:t>도구</w:t>
-      </w:r>
-      <w:r>
-        <w:rPr>
-          <w:rFonts w:hint="cs"/>
-        </w:rPr>
-        <w:t xml:space="preserve"> </w:t>
-      </w:r>
-      <w:r>
         <w:t>설치</w:t>
       </w:r>
-      <w:bookmarkEnd w:id="4"/>
+      <w:bookmarkEnd w:id="5"/>
     </w:p>
     <w:p>
       <w:pPr>
@@ -6350,7 +6414,7 @@
       <w:pPr>
         <w:pStyle w:val="1"/>
       </w:pPr>
-      <w:bookmarkStart w:id="5" w:name="_Toc196665413"/>
+      <w:bookmarkStart w:id="6" w:name="_Toc196665413"/>
       <w:r>
         <w:rPr>
           <w:rFonts w:hint="eastAsia"/>
@@ -6371,7 +6435,7 @@
         </w:rPr>
         <w:t>도구</w:t>
       </w:r>
-      <w:bookmarkEnd w:id="5"/>
+      <w:bookmarkEnd w:id="6"/>
     </w:p>
     <w:p>
       <w:pPr>
@@ -6661,7 +6725,7 @@
       <w:pPr>
         <w:pStyle w:val="1"/>
       </w:pPr>
-      <w:bookmarkStart w:id="6" w:name="_Toc196665414"/>
+      <w:bookmarkStart w:id="7" w:name="_Toc196665414"/>
       <w:r>
         <w:rPr>
           <w:rFonts w:hint="eastAsia"/>
@@ -6678,7 +6742,7 @@
       <w:r>
         <w:t>링크</w:t>
       </w:r>
-      <w:bookmarkEnd w:id="6"/>
+      <w:bookmarkEnd w:id="7"/>
     </w:p>
     <w:p>
       <w:pPr>
@@ -12581,7 +12645,7 @@
 </file>
 
 <file path=customXml/itemProps1.xml><?xml version="1.0" encoding="utf-8"?>
-<ds:datastoreItem xmlns:ds="http://schemas.openxmlformats.org/officeDocument/2006/customXml" ds:itemID="{2B6E70C3-AF00-4B44-A1D2-5BF6E6157AA0}">
+<ds:datastoreItem xmlns:ds="http://schemas.openxmlformats.org/officeDocument/2006/customXml" ds:itemID="{3DCA8C81-1D79-4BDB-8357-9D804A1002C6}">
   <ds:schemaRefs>
     <ds:schemaRef ds:uri="http://schemas.openxmlformats.org/officeDocument/2006/bibliography"/>
   </ds:schemaRefs>
